--- a/文献综述.docx
+++ b/文献综述.docx
@@ -487,6 +487,782 @@
       </w:r>
       <w:r>
         <w:t xml:space="preserve">的过程机制，探讨资源积累的形成路径、转化条件及阻碍因素。在研究对象上，本文聚焦于CSC资助的博士研究生，系统考察其博士阶段国际流动经历对早期学术资源积累与职业发展的长期影响。</w:t>
+      </w:r>
+    </w:p>
+    <w:p>
+      <w:r>
+        <w:pict>
+          <v:rect style="width:0;height:1.5pt" o:hralign="center" o:hrstd="t" o:hr="t"/>
+        </w:pict>
+      </w:r>
+    </w:p>
+    <w:p>
+      <w:pPr>
+        <w:pStyle w:val="3"/>
+      </w:pPr>
+      <w:bookmarkStart w:id="25" w:name="参考文献"/>
+      <w:r>
+        <w:t xml:space="preserve">参考文献</w:t>
+      </w:r>
+      <w:bookmarkEnd w:id="25"/>
+    </w:p>
+    <w:p>
+      <w:pPr>
+        <w:pStyle w:val="FirstParagraph"/>
+      </w:pPr>
+      <w:r>
+        <w:rPr>
+          <w:b/>
+        </w:rPr>
+        <w:t xml:space="preserve">英文文献：</w:t>
+      </w:r>
+    </w:p>
+    <w:p>
+      <w:pPr>
+        <w:pStyle w:val="BodyText"/>
+      </w:pPr>
+      <w:r>
+        <w:t xml:space="preserve">[1] Aman, V. (2022). Internationally mobile scientists as knowledge transmitters: A lexical-based approach to detect knowledge transfer.</w:t>
+      </w:r>
+      <w:r>
+        <w:t xml:space="preserve"> </w:t>
+      </w:r>
+      <w:r>
+        <w:rPr>
+          <w:i/>
+        </w:rPr>
+        <w:t xml:space="preserve">Journal of the Association for Information Science and Technology</w:t>
+      </w:r>
+      <w:r>
+        <w:t xml:space="preserve">, 73(10), 1418–1431.</w:t>
+      </w:r>
+    </w:p>
+    <w:p>
+      <w:pPr>
+        <w:pStyle w:val="BodyText"/>
+      </w:pPr>
+      <w:r>
+        <w:t xml:space="preserve">[2] Appelt, S., van Beuzekom, B., Galindo-Rueda, F., &amp; de Pinho, R. (2015). Which factors influence the international mobility of research scientists? In A. Geuna (Ed.),</w:t>
+      </w:r>
+      <w:r>
+        <w:t xml:space="preserve"> </w:t>
+      </w:r>
+      <w:r>
+        <w:rPr>
+          <w:i/>
+        </w:rPr>
+        <w:t xml:space="preserve">Global Mobility of Research Scientists</w:t>
+      </w:r>
+      <w:r>
+        <w:t xml:space="preserve"> </w:t>
+      </w:r>
+      <w:r>
+        <w:t xml:space="preserve">(pp. 177–213). Academic Press.</w:t>
+      </w:r>
+    </w:p>
+    <w:p>
+      <w:pPr>
+        <w:pStyle w:val="BodyText"/>
+      </w:pPr>
+      <w:r>
+        <w:t xml:space="preserve">[3] Bauder, H. (2015). The international mobility of academics: A labour market perspective.</w:t>
+      </w:r>
+      <w:r>
+        <w:t xml:space="preserve"> </w:t>
+      </w:r>
+      <w:r>
+        <w:rPr>
+          <w:i/>
+        </w:rPr>
+        <w:t xml:space="preserve">International Migration</w:t>
+      </w:r>
+      <w:r>
+        <w:t xml:space="preserve">, 53(1), 83–96.</w:t>
+      </w:r>
+    </w:p>
+    <w:p>
+      <w:pPr>
+        <w:pStyle w:val="BodyText"/>
+      </w:pPr>
+      <w:r>
+        <w:t xml:space="preserve">[4] Bu, Y., Murray, D. S., Ding, Y., Huang, Y., &amp; Zhao, Y. (2017). Understanding persistent scientific collaboration.</w:t>
+      </w:r>
+      <w:r>
+        <w:t xml:space="preserve"> </w:t>
+      </w:r>
+      <w:r>
+        <w:rPr>
+          <w:i/>
+        </w:rPr>
+        <w:t xml:space="preserve">Journal of the American Society for Information Science and Technology</w:t>
+      </w:r>
+      <w:r>
+        <w:t xml:space="preserve">, 69(3), 438–448.</w:t>
+      </w:r>
+    </w:p>
+    <w:p>
+      <w:pPr>
+        <w:pStyle w:val="BodyText"/>
+      </w:pPr>
+      <w:r>
+        <w:t xml:space="preserve">[5] Chinchilla-Rodríguez, Z., Miao, L., Murray, D., Robinson-García, N., Costas, R., &amp; Sugimoto, C. R. (2018). A global comparison of scientific mobility and collaboration according to national scientific capacities.</w:t>
+      </w:r>
+      <w:r>
+        <w:t xml:space="preserve"> </w:t>
+      </w:r>
+      <w:r>
+        <w:rPr>
+          <w:i/>
+        </w:rPr>
+        <w:t xml:space="preserve">Frontiers in Research Metrics and Analytics</w:t>
+      </w:r>
+      <w:r>
+        <w:t xml:space="preserve">, 3, 17.</w:t>
+      </w:r>
+    </w:p>
+    <w:p>
+      <w:pPr>
+        <w:pStyle w:val="BodyText"/>
+      </w:pPr>
+      <w:r>
+        <w:t xml:space="preserve">[6] Coey, C. (2013). International academics in English higher education: Practising and conceptualising academic work.</w:t>
+      </w:r>
+      <w:r>
+        <w:t xml:space="preserve"> </w:t>
+      </w:r>
+      <w:r>
+        <w:rPr>
+          <w:i/>
+        </w:rPr>
+        <w:t xml:space="preserve">Globalisation, Societies and Education</w:t>
+      </w:r>
+      <w:r>
+        <w:t xml:space="preserve">, 11(4), 1–20.</w:t>
+      </w:r>
+    </w:p>
+    <w:p>
+      <w:pPr>
+        <w:pStyle w:val="BodyText"/>
+      </w:pPr>
+      <w:r>
+        <w:t xml:space="preserve">[7] Courtois, A., &amp; O’Keefe, T. (2024).</w:t>
+      </w:r>
+      <w:r>
+        <w:t xml:space="preserve"> </w:t>
+      </w:r>
+      <w:r>
+        <w:t xml:space="preserve">‘</w:t>
+      </w:r>
+      <w:r>
+        <w:t xml:space="preserve">Go away and make a big thing of yourself somewhere else</w:t>
+      </w:r>
+      <w:r>
+        <w:t xml:space="preserve">’</w:t>
+      </w:r>
+      <w:r>
+        <w:t xml:space="preserve">: Precarious mobilities and the uses of international capital in Irish academia.</w:t>
+      </w:r>
+      <w:r>
+        <w:t xml:space="preserve"> </w:t>
+      </w:r>
+      <w:r>
+        <w:rPr>
+          <w:i/>
+        </w:rPr>
+        <w:t xml:space="preserve">Higher Education</w:t>
+      </w:r>
+      <w:r>
+        <w:t xml:space="preserve">, 88, 1871–1887.</w:t>
+      </w:r>
+    </w:p>
+    <w:p>
+      <w:pPr>
+        <w:pStyle w:val="BodyText"/>
+      </w:pPr>
+      <w:r>
+        <w:t xml:space="preserve">[8] Cruz-Castro, L., &amp; Sanz-Menéndez, L. (2010). Mobility versus job stability: Assessing tenure and productivity outcomes.</w:t>
+      </w:r>
+      <w:r>
+        <w:t xml:space="preserve"> </w:t>
+      </w:r>
+      <w:r>
+        <w:rPr>
+          <w:i/>
+        </w:rPr>
+        <w:t xml:space="preserve">Research Policy</w:t>
+      </w:r>
+      <w:r>
+        <w:t xml:space="preserve">, 39(1), 27–38.</w:t>
+      </w:r>
+    </w:p>
+    <w:p>
+      <w:pPr>
+        <w:pStyle w:val="BodyText"/>
+      </w:pPr>
+      <w:r>
+        <w:t xml:space="preserve">[9] Gu, J., Li, X., &amp; Tang, L. (2022). International mobility and scientific production: Evidence from a national funding scheme.</w:t>
+      </w:r>
+      <w:r>
+        <w:t xml:space="preserve"> </w:t>
+      </w:r>
+      <w:r>
+        <w:rPr>
+          <w:i/>
+        </w:rPr>
+        <w:t xml:space="preserve">Scientometrics</w:t>
+      </w:r>
+      <w:r>
+        <w:t xml:space="preserve">, 127, 3197–3217.</w:t>
+      </w:r>
+    </w:p>
+    <w:p>
+      <w:pPr>
+        <w:pStyle w:val="BodyText"/>
+      </w:pPr>
+      <w:r>
+        <w:t xml:space="preserve">[10] Halevi, G., Moed, H. F., &amp; Bar-Ilan, J. (2016). Does research mobility have an effect on productivity and impact?</w:t>
+      </w:r>
+      <w:r>
+        <w:t xml:space="preserve"> </w:t>
+      </w:r>
+      <w:r>
+        <w:rPr>
+          <w:i/>
+        </w:rPr>
+        <w:t xml:space="preserve">International Higher Education</w:t>
+      </w:r>
+      <w:r>
+        <w:t xml:space="preserve">, (86), 5–6.</w:t>
+      </w:r>
+    </w:p>
+    <w:p>
+      <w:pPr>
+        <w:pStyle w:val="BodyText"/>
+      </w:pPr>
+      <w:r>
+        <w:t xml:space="preserve">[11] Han, L., Hou, J., &amp; Cho, J. (2021). International mobility characteristics, effects of, and effects on elite scientists.</w:t>
+      </w:r>
+      <w:r>
+        <w:t xml:space="preserve"> </w:t>
+      </w:r>
+      <w:r>
+        <w:rPr>
+          <w:i/>
+        </w:rPr>
+        <w:t xml:space="preserve">Scientometrics</w:t>
+      </w:r>
+      <w:r>
+        <w:t xml:space="preserve">, 126, 3535–3559.</w:t>
+      </w:r>
+    </w:p>
+    <w:p>
+      <w:pPr>
+        <w:pStyle w:val="BodyText"/>
+      </w:pPr>
+      <w:r>
+        <w:t xml:space="preserve">[12] Hanley, T., &amp; Chankseliani, M. (2025). Intercultural competence beyond international student mobility: Insights from a global study.</w:t>
+      </w:r>
+      <w:r>
+        <w:t xml:space="preserve"> </w:t>
+      </w:r>
+      <w:r>
+        <w:rPr>
+          <w:i/>
+        </w:rPr>
+        <w:t xml:space="preserve">British Educational Research Journal</w:t>
+      </w:r>
+      <w:r>
+        <w:t xml:space="preserve">, early view.</w:t>
+      </w:r>
+    </w:p>
+    <w:p>
+      <w:pPr>
+        <w:pStyle w:val="BodyText"/>
+      </w:pPr>
+      <w:r>
+        <w:t xml:space="preserve">[13] Horta, H., Veloso, F. M., &amp; Grediaga, R. (2010). Navel gazing: Academic inbreeding and scientific productivity.</w:t>
+      </w:r>
+      <w:r>
+        <w:t xml:space="preserve"> </w:t>
+      </w:r>
+      <w:r>
+        <w:rPr>
+          <w:i/>
+        </w:rPr>
+        <w:t xml:space="preserve">Management Science</w:t>
+      </w:r>
+      <w:r>
+        <w:t xml:space="preserve">, 56(3), 414–429.</w:t>
+      </w:r>
+    </w:p>
+    <w:p>
+      <w:pPr>
+        <w:pStyle w:val="BodyText"/>
+      </w:pPr>
+      <w:r>
+        <w:t xml:space="preserve">[14] Hottenrott, H., &amp; Lawson, C. (2017). Fishing for complementarities: Research grants and research productivity.</w:t>
+      </w:r>
+      <w:r>
+        <w:t xml:space="preserve"> </w:t>
+      </w:r>
+      <w:r>
+        <w:rPr>
+          <w:i/>
+        </w:rPr>
+        <w:t xml:space="preserve">International Journal of Industrial Organization</w:t>
+      </w:r>
+      <w:r>
+        <w:t xml:space="preserve">, 51, 1–38.</w:t>
+      </w:r>
+    </w:p>
+    <w:p>
+      <w:pPr>
+        <w:pStyle w:val="BodyText"/>
+      </w:pPr>
+      <w:r>
+        <w:t xml:space="preserve">[15] Hu, A., &amp; Cairns, D. (2017). Hai Gui or Hai Dai? Chinese student migrants and the role of Norwegian mobility capital in career success.</w:t>
+      </w:r>
+      <w:r>
+        <w:t xml:space="preserve"> </w:t>
+      </w:r>
+      <w:r>
+        <w:rPr>
+          <w:i/>
+        </w:rPr>
+        <w:t xml:space="preserve">YOUNG</w:t>
+      </w:r>
+      <w:r>
+        <w:t xml:space="preserve">, 25(2), 174–189.</w:t>
+      </w:r>
+    </w:p>
+    <w:p>
+      <w:pPr>
+        <w:pStyle w:val="BodyText"/>
+      </w:pPr>
+      <w:r>
+        <w:t xml:space="preserve">[16] Leung, M. W. H. (2012).</w:t>
+      </w:r>
+      <w:r>
+        <w:t xml:space="preserve"> </w:t>
+      </w:r>
+      <w:r>
+        <w:t xml:space="preserve">‘</w:t>
+      </w:r>
+      <w:r>
+        <w:t xml:space="preserve">Read ten thousand books, walk ten thousand miles</w:t>
+      </w:r>
+      <w:r>
+        <w:t xml:space="preserve">’</w:t>
+      </w:r>
+      <w:r>
+        <w:t xml:space="preserve">: Geographical mobility and capital accumulation among Chinese scholars.</w:t>
+      </w:r>
+      <w:r>
+        <w:t xml:space="preserve"> </w:t>
+      </w:r>
+      <w:r>
+        <w:rPr>
+          <w:i/>
+        </w:rPr>
+        <w:t xml:space="preserve">Transactions of the Institute of British Geographers</w:t>
+      </w:r>
+      <w:r>
+        <w:t xml:space="preserve">, 37(2), 311–324.</w:t>
+      </w:r>
+    </w:p>
+    <w:p>
+      <w:pPr>
+        <w:pStyle w:val="BodyText"/>
+      </w:pPr>
+      <w:r>
+        <w:t xml:space="preserve">[17] Meng, Q., &amp; Shen, W. (2023). Determinants of Japanese-trained Chinese PhDs’ academic career choices.</w:t>
+      </w:r>
+      <w:r>
+        <w:t xml:space="preserve"> </w:t>
+      </w:r>
+      <w:r>
+        <w:rPr>
+          <w:i/>
+        </w:rPr>
+        <w:t xml:space="preserve">Higher Education</w:t>
+      </w:r>
+      <w:r>
+        <w:t xml:space="preserve">, 86, 1089–1110.</w:t>
+      </w:r>
+    </w:p>
+    <w:p>
+      <w:pPr>
+        <w:pStyle w:val="BodyText"/>
+      </w:pPr>
+      <w:r>
+        <w:t xml:space="preserve">[18] Momeni, F., Karimi, F., Mayr, P., Peters, I., &amp; Dietze, S. (2022). The many facets of academic mobility and its impact on scholars’ career.</w:t>
+      </w:r>
+      <w:r>
+        <w:t xml:space="preserve"> </w:t>
+      </w:r>
+      <w:r>
+        <w:rPr>
+          <w:i/>
+        </w:rPr>
+        <w:t xml:space="preserve">Journal of Informetrics</w:t>
+      </w:r>
+      <w:r>
+        <w:t xml:space="preserve">, 16(2), 101280.</w:t>
+      </w:r>
+    </w:p>
+    <w:p>
+      <w:pPr>
+        <w:pStyle w:val="BodyText"/>
+      </w:pPr>
+      <w:r>
+        <w:t xml:space="preserve">[19] Netz, N., Hampel, S., &amp; Aman, V. (2020). What effects does international mobility have on scientists’ careers? A systematic review.</w:t>
+      </w:r>
+      <w:r>
+        <w:t xml:space="preserve"> </w:t>
+      </w:r>
+      <w:r>
+        <w:rPr>
+          <w:i/>
+        </w:rPr>
+        <w:t xml:space="preserve">Research Evaluation</w:t>
+      </w:r>
+      <w:r>
+        <w:t xml:space="preserve">, 29(3), 327–351.</w:t>
+      </w:r>
+    </w:p>
+    <w:p>
+      <w:pPr>
+        <w:pStyle w:val="BodyText"/>
+      </w:pPr>
+      <w:r>
+        <w:t xml:space="preserve">[20] Seeber, M., Debacker, N., Meoli, M., &amp; Vandevelde, K. (2023). Exploring the effects of mobility and foreign nationality on internal career progression in universities.</w:t>
+      </w:r>
+      <w:r>
+        <w:t xml:space="preserve"> </w:t>
+      </w:r>
+      <w:r>
+        <w:rPr>
+          <w:i/>
+        </w:rPr>
+        <w:t xml:space="preserve">Higher Education</w:t>
+      </w:r>
+      <w:r>
+        <w:t xml:space="preserve">, 85, 1041–1081.</w:t>
+      </w:r>
+    </w:p>
+    <w:p>
+      <w:pPr>
+        <w:pStyle w:val="BodyText"/>
+      </w:pPr>
+      <w:r>
+        <w:t xml:space="preserve">[21] Shen, W., Xu, X., &amp; Wang, X. (2022). Reconceptualising international academic mobility in the global knowledge system: Towards a new research agenda.</w:t>
+      </w:r>
+      <w:r>
+        <w:t xml:space="preserve"> </w:t>
+      </w:r>
+      <w:r>
+        <w:rPr>
+          <w:i/>
+        </w:rPr>
+        <w:t xml:space="preserve">Higher Education</w:t>
+      </w:r>
+      <w:r>
+        <w:t xml:space="preserve">, 84, 1317–1342.</w:t>
+      </w:r>
+    </w:p>
+    <w:p>
+      <w:pPr>
+        <w:pStyle w:val="BodyText"/>
+      </w:pPr>
+      <w:r>
+        <w:t xml:space="preserve">[22] Van Mol, C., Caarls, K., &amp; Souto-Otero, M. (2021). International student mobility and labour market outcomes: An investigation of the role of level of study, type of mobility, and international prestige hierarchies.</w:t>
+      </w:r>
+      <w:r>
+        <w:t xml:space="preserve"> </w:t>
+      </w:r>
+      <w:r>
+        <w:rPr>
+          <w:i/>
+        </w:rPr>
+        <w:t xml:space="preserve">Higher Education</w:t>
+      </w:r>
+      <w:r>
+        <w:t xml:space="preserve">, 82, 1145–1171.</w:t>
+      </w:r>
+    </w:p>
+    <w:p>
+      <w:pPr>
+        <w:pStyle w:val="BodyText"/>
+      </w:pPr>
+      <w:r>
+        <w:t xml:space="preserve">[23] Wang, X., Shen, W., &amp; Zhu, J. (2023). Being internationally mobile while keeping domestic social capital: How postdocs from China manage precarity.</w:t>
+      </w:r>
+      <w:r>
+        <w:t xml:space="preserve"> </w:t>
+      </w:r>
+      <w:r>
+        <w:rPr>
+          <w:i/>
+        </w:rPr>
+        <w:t xml:space="preserve">Studies in Higher Education</w:t>
+      </w:r>
+      <w:r>
+        <w:t xml:space="preserve">, 48(12), 1861–1876.</w:t>
+      </w:r>
+    </w:p>
+    <w:p>
+      <w:pPr>
+        <w:pStyle w:val="BodyText"/>
+      </w:pPr>
+      <w:r>
+        <w:rPr>
+          <w:b/>
+        </w:rPr>
+        <w:t xml:space="preserve">中文文献：</w:t>
+      </w:r>
+    </w:p>
+    <w:p>
+      <w:pPr>
+        <w:pStyle w:val="BodyText"/>
+      </w:pPr>
+      <w:r>
+        <w:t xml:space="preserve">[1] 陈丽媛, 陈小满, 赵世奎. (2023). 学术人才国际流动如何影响科研产出——以四所</w:t>
+      </w:r>
+      <w:r>
+        <w:t xml:space="preserve">“</w:t>
+      </w:r>
+      <w:r>
+        <w:t xml:space="preserve">双一流</w:t>
+      </w:r>
+      <w:r>
+        <w:t xml:space="preserve">”</w:t>
+      </w:r>
+      <w:r>
+        <w:t xml:space="preserve">建设高校的经济学科为例.</w:t>
+      </w:r>
+      <w:r>
+        <w:t xml:space="preserve"> </w:t>
+      </w:r>
+      <w:r>
+        <w:rPr>
+          <w:i/>
+        </w:rPr>
+        <w:t xml:space="preserve">清华大学教育研究</w:t>
+      </w:r>
+      <w:r>
+        <w:t xml:space="preserve">, 44(2), 110–120.</w:t>
+      </w:r>
+    </w:p>
+    <w:p>
+      <w:pPr>
+        <w:pStyle w:val="BodyText"/>
+      </w:pPr>
+      <w:r>
+        <w:t xml:space="preserve">[2] 黄小燕, 沈文钦, 陈洪捷. (2022). 国际流动对科研人员早期职业发展的影响研究.</w:t>
+      </w:r>
+      <w:r>
+        <w:t xml:space="preserve"> </w:t>
+      </w:r>
+      <w:r>
+        <w:rPr>
+          <w:i/>
+        </w:rPr>
+        <w:t xml:space="preserve">高等教育研究</w:t>
+      </w:r>
+      <w:r>
+        <w:t xml:space="preserve">, 43(3), 60–71.</w:t>
+      </w:r>
+    </w:p>
+    <w:p>
+      <w:pPr>
+        <w:pStyle w:val="BodyText"/>
+      </w:pPr>
+      <w:r>
+        <w:t xml:space="preserve">[3] 姜华, 赵世奎, 沈文钦. (2019). 联合培养博士生出国访学收益的影响研究.</w:t>
+      </w:r>
+      <w:r>
+        <w:t xml:space="preserve"> </w:t>
+      </w:r>
+      <w:r>
+        <w:rPr>
+          <w:i/>
+        </w:rPr>
+        <w:t xml:space="preserve">学位与研究生教育</w:t>
+      </w:r>
+      <w:r>
+        <w:t xml:space="preserve">, (11), 56–63.</w:t>
+      </w:r>
+    </w:p>
+    <w:p>
+      <w:pPr>
+        <w:pStyle w:val="BodyText"/>
+      </w:pPr>
+      <w:r>
+        <w:t xml:space="preserve">[4] 李澄锋, 沈文钦, 赵世奎. (2021). 中外联合培养经历对博士生科研能力增值及论文产出的影响——基于</w:t>
+      </w:r>
+      <w:r>
+        <w:t xml:space="preserve">“</w:t>
+      </w:r>
+      <w:r>
+        <w:t xml:space="preserve">全国博士毕业生离校调查</w:t>
+      </w:r>
+      <w:r>
+        <w:t xml:space="preserve">”</w:t>
+      </w:r>
+      <w:r>
+        <w:t xml:space="preserve">数据的分析.</w:t>
+      </w:r>
+      <w:r>
+        <w:t xml:space="preserve"> </w:t>
+      </w:r>
+      <w:r>
+        <w:rPr>
+          <w:i/>
+        </w:rPr>
+        <w:t xml:space="preserve">研究生教育研究</w:t>
+      </w:r>
+      <w:r>
+        <w:t xml:space="preserve">, (3), 45–53.</w:t>
+      </w:r>
+    </w:p>
+    <w:p>
+      <w:pPr>
+        <w:pStyle w:val="BodyText"/>
+      </w:pPr>
+      <w:r>
+        <w:t xml:space="preserve">[5] 李峰, 唐莉. (2019). 海外经历能否加速职业发展：以长江学者为例.</w:t>
+      </w:r>
+      <w:r>
+        <w:t xml:space="preserve"> </w:t>
+      </w:r>
+      <w:r>
+        <w:rPr>
+          <w:i/>
+        </w:rPr>
+        <w:t xml:space="preserve">高等教育研究</w:t>
+      </w:r>
+      <w:r>
+        <w:t xml:space="preserve">, 40(2), 55–63.</w:t>
+      </w:r>
+    </w:p>
+    <w:p>
+      <w:pPr>
+        <w:pStyle w:val="BodyText"/>
+      </w:pPr>
+      <w:r>
+        <w:t xml:space="preserve">[6] 潘虹, 唐莉. (2021). 殊途同归不同效：高层次人才跨国流动影响职业发展的实证研究.</w:t>
+      </w:r>
+      <w:r>
+        <w:t xml:space="preserve"> </w:t>
+      </w:r>
+      <w:r>
+        <w:rPr>
+          <w:i/>
+        </w:rPr>
+        <w:t xml:space="preserve">高等教育研究</w:t>
+      </w:r>
+      <w:r>
+        <w:t xml:space="preserve">, 42(5), 63–73.</w:t>
+      </w:r>
+    </w:p>
+    <w:p>
+      <w:pPr>
+        <w:pStyle w:val="BodyText"/>
+      </w:pPr>
+      <w:r>
+        <w:t xml:space="preserve">[7] 施云燕. (2015). 跨国流动经历对科研人员职业发展的影响分析.</w:t>
+      </w:r>
+      <w:r>
+        <w:t xml:space="preserve"> </w:t>
+      </w:r>
+      <w:r>
+        <w:rPr>
+          <w:i/>
+        </w:rPr>
+        <w:t xml:space="preserve">科学学研究</w:t>
+      </w:r>
+      <w:r>
+        <w:t xml:space="preserve">, 33(12), 1836–1844.</w:t>
+      </w:r>
+    </w:p>
+    <w:p>
+      <w:pPr>
+        <w:pStyle w:val="BodyText"/>
+      </w:pPr>
+      <w:r>
+        <w:t xml:space="preserve">[8] 孙伟, 赵世奎. (2018). 联合培养博士生的留学收益及影响因素分析.</w:t>
+      </w:r>
+      <w:r>
+        <w:t xml:space="preserve"> </w:t>
+      </w:r>
+      <w:r>
+        <w:rPr>
+          <w:i/>
+        </w:rPr>
+        <w:t xml:space="preserve">学位与研究生教育</w:t>
+      </w:r>
+      <w:r>
+        <w:t xml:space="preserve">, (12), 52–58.</w:t>
+      </w:r>
+    </w:p>
+    <w:p>
+      <w:pPr>
+        <w:pStyle w:val="BodyText"/>
+      </w:pPr>
+      <w:r>
+        <w:t xml:space="preserve">[9] 王艳, 赵江南. (2024). 国际流动还能促进博士后学术职业发展吗——基于2023年Nature全球博士后调查的实证分析.</w:t>
+      </w:r>
+      <w:r>
+        <w:t xml:space="preserve"> </w:t>
+      </w:r>
+      <w:r>
+        <w:rPr>
+          <w:i/>
+        </w:rPr>
+        <w:t xml:space="preserve">中国高教研究</w:t>
+      </w:r>
+      <w:r>
+        <w:t xml:space="preserve">, (3), 78–86.</w:t>
+      </w:r>
+    </w:p>
+    <w:p>
+      <w:pPr>
+        <w:pStyle w:val="BodyText"/>
+      </w:pPr>
+      <w:r>
+        <w:t xml:space="preserve">[10] 叶晓梅, 梁文艳. (2019). 海归教师真的优于本土教师吗——来自研究型大学教育学科的证据.</w:t>
+      </w:r>
+      <w:r>
+        <w:t xml:space="preserve"> </w:t>
+      </w:r>
+      <w:r>
+        <w:rPr>
+          <w:i/>
+        </w:rPr>
+        <w:t xml:space="preserve">教育研究</w:t>
+      </w:r>
+      <w:r>
+        <w:t xml:space="preserve">, 40(6), 130–141.</w:t>
+      </w:r>
+    </w:p>
+    <w:p>
+      <w:pPr>
+        <w:pStyle w:val="BodyText"/>
+      </w:pPr>
+      <w:r>
+        <w:t xml:space="preserve">[11] 钟滢. (2023). 学术职业流动性对科研人员职业发展的多维影响.</w:t>
+      </w:r>
+      <w:r>
+        <w:t xml:space="preserve"> </w:t>
+      </w:r>
+      <w:r>
+        <w:rPr>
+          <w:i/>
+        </w:rPr>
+        <w:t xml:space="preserve">科学学研究</w:t>
+      </w:r>
+      <w:r>
+        <w:t xml:space="preserve">, 41(8), 1400–1410.</w:t>
       </w:r>
     </w:p>
     <w:sectPr>
